--- a/Dark_Ride_PRD.docx
+++ b/Dark_Ride_PRD.docx
@@ -1,6 +1,6 @@
 
 <file path=word/document.xml><?xml version="1.0" encoding="utf-8"?>
-<w:document xmlns:wpc="http://schemas.microsoft.com/office/word/2010/wordprocessingCanvas" xmlns:cx="http://schemas.microsoft.com/office/drawing/2014/chartex" xmlns:cx1="http://schemas.microsoft.com/office/drawing/2015/9/8/chartex" xmlns:cx2="http://schemas.microsoft.com/office/drawing/2015/10/21/chartex" xmlns:cx3="http://schemas.microsoft.com/office/drawing/2016/5/9/chartex" xmlns:cx4="http://schemas.microsoft.com/office/drawing/2016/5/10/chartex" xmlns:cx5="http://schemas.microsoft.com/office/drawing/2016/5/11/chartex" xmlns:cx6="http://schemas.microsoft.com/office/drawing/2016/5/12/chartex" xmlns:cx7="http://schemas.microsoft.com/office/drawing/2016/5/13/chartex" xmlns:cx8="http://schemas.microsoft.com/office/drawing/2016/5/14/chartex" xmlns:mc="http://schemas.openxmlformats.org/markup-compatibility/2006" xmlns:aink="http://schemas.microsoft.com/office/drawing/2016/ink" xmlns:am3d="http://schemas.microsoft.com/office/drawing/2017/model3d" xmlns:o="urn:schemas-microsoft-com:office:office" xmlns:oel="http://schemas.microsoft.com/office/2019/extlst" xmlns:r="http://schemas.openxmlformats.org/officeDocument/2006/relationships" xmlns:m="http://schemas.openxmlformats.org/officeDocument/2006/math" xmlns:v="urn:schemas-microsoft-com:vml" xmlns:wp14="http://schemas.microsoft.com/office/word/2010/wordprocessingDrawing" xmlns:wp="http://schemas.openxmlformats.org/drawingml/2006/wordprocessingDrawing" xmlns:w10="urn:schemas-microsoft-com:office:word" xmlns:w="http://schemas.openxmlformats.org/wordprocessingml/2006/main" xmlns:w14="http://schemas.microsoft.com/office/word/2010/wordml" xmlns:w15="http://schemas.microsoft.com/office/word/2012/wordml" xmlns:w16cex="http://schemas.microsoft.com/office/word/2018/wordml/cex" xmlns:w16cid="http://schemas.microsoft.com/office/word/2016/wordml/cid" xmlns:w16="http://schemas.microsoft.com/office/word/2018/wordml" xmlns:w16du="http://schemas.microsoft.com/office/word/2023/wordml/word16du" xmlns:w16sdtdh="http://schemas.microsoft.com/office/word/2020/wordml/sdtdatahash" xmlns:w16sdtfl="http://schemas.microsoft.com/office/word/2024/wordml/sdtformatlock" xmlns:w16se="http://schemas.microsoft.com/office/word/2015/wordml/symex" xmlns:wpg="http://schemas.microsoft.com/office/word/2010/wordprocessingGroup" xmlns:wpi="http://schemas.microsoft.com/office/word/2010/wordprocessingInk" xmlns:wne="http://schemas.microsoft.com/office/word/2006/wordml" xmlns:wps="http://schemas.microsoft.com/office/word/2010/wordprocessingShape" mc:Ignorable="w14 w15 w16se w16cid w16 w16cex w16sdtdh w16sdtfl w16du wp14">
+<w:document xmlns:wpc="http://schemas.microsoft.com/office/word/2010/wordprocessingCanvas" xmlns:cx="http://schemas.microsoft.com/office/drawing/2014/chartex" xmlns:cx1="http://schemas.microsoft.com/office/drawing/2015/9/8/chartex" xmlns:cx2="http://schemas.microsoft.com/office/drawing/2015/10/21/chartex" xmlns:cx3="http://schemas.microsoft.com/office/drawing/2016/5/9/chartex" xmlns:cx4="http://schemas.microsoft.com/office/drawing/2016/5/10/chartex" xmlns:cx5="http://schemas.microsoft.com/office/drawing/2016/5/11/chartex" xmlns:cx6="http://schemas.microsoft.com/office/drawing/2016/5/12/chartex" xmlns:cx7="http://schemas.microsoft.com/office/drawing/2016/5/13/chartex" xmlns:cx8="http://schemas.microsoft.com/office/drawing/2016/5/14/chartex" xmlns:mc="http://schemas.openxmlformats.org/markup-compatibility/2006" xmlns:aink="http://schemas.microsoft.com/office/drawing/2016/ink" xmlns:am3d="http://schemas.microsoft.com/office/drawing/2017/model3d" xmlns:o="urn:schemas-microsoft-com:office:office" xmlns:oel="http://schemas.microsoft.com/office/2019/extlst" xmlns:r="http://schemas.openxmlformats.org/officeDocument/2006/relationships" xmlns:m="http://schemas.openxmlformats.org/officeDocument/2006/math" xmlns:v="urn:schemas-microsoft-com:vml" xmlns:wp14="http://schemas.microsoft.com/office/word/2010/wordprocessingDrawing" xmlns:wp="http://schemas.openxmlformats.org/drawingml/2006/wordprocessingDrawing" xmlns:w10="urn:schemas-microsoft-com:office:word" xmlns:w="http://schemas.openxmlformats.org/wordprocessingml/2006/main" xmlns:w14="http://schemas.microsoft.com/office/word/2010/wordml" xmlns:w15="http://schemas.microsoft.com/office/word/2012/wordml" xmlns:w16cei="http://schemas.microsoft.com/office/word/2026/wordml/cei" xmlns:w16cex="http://schemas.microsoft.com/office/word/2018/wordml/cex" xmlns:w16cid="http://schemas.microsoft.com/office/word/2016/wordml/cid" xmlns:w16="http://schemas.microsoft.com/office/word/2018/wordml" xmlns:w16du="http://schemas.microsoft.com/office/word/2023/wordml/word16du" xmlns:w16sdtdh="http://schemas.microsoft.com/office/word/2020/wordml/sdtdatahash" xmlns:w16sdtfl="http://schemas.microsoft.com/office/word/2024/wordml/sdtformatlock" xmlns:w16se="http://schemas.microsoft.com/office/word/2015/wordml/symex" xmlns:wpg="http://schemas.microsoft.com/office/word/2010/wordprocessingGroup" xmlns:wpi="http://schemas.microsoft.com/office/word/2010/wordprocessingInk" xmlns:wne="http://schemas.microsoft.com/office/word/2006/wordml" xmlns:wps="http://schemas.microsoft.com/office/word/2010/wordprocessingShape" mc:Ignorable="w14 w15 w16se w16cid w16 w16cex w16sdtdh w16sdtfl w16du wp14">
   <w:body>
     <w:p>
       <w:pPr>
@@ -397,7 +397,11 @@
               <w:spacing w:after="0"/>
             </w:pPr>
             <w:r>
-              <w:t>Objective Utama v0.1: Menciptakan MVP single-player imersif di Unity 2022.3.62f3 dengan 3 Zona Utama Terowongan Rel Dark Ride (Stasiun &amp; Galeri, Graveyard, Hospital &amp; Drop Track), gaya visual tajam Clean Industrial Dark Ride (Shift at Midnight Vibe) tanpa bintik noise VHS buram, sistem inspeksi Panel Room berbasis Lampu Indikator Kuning (Solid Yellow = Listrik Nyala/Aman, Blinking Yellow = Listrik Mati/Fuse Rusak), sistem alur 5-Day Probation Trial &amp; Prologue Walkie-Talkie, 5-Slot Workshop Inventory (termasuk item Bohlam Lampu Cadangan), sistem kejutan bawaan wahana (Default Scares) &amp; anomali horor (Mata merah Graveyard, Red Light Day 5, Cart Passenger), serta ending penolakan kerja (Resign).</w:t>
+              <w:t xml:space="preserve">Objective Utama v0.1: Menciptakan MVP single-player imersif di Unity 2022.3.62f3 dengan 3 Zona Utama Terowongan Rel Dark Ride (Stasiun &amp; Galeri, Graveyard, Hospital &amp; Drop Track), gaya visual tajam Clean Industrial Dark Ride (Shift at Midnight Vibe) tanpa bintik noise VHS buram, sistem inspeksi Panel Room berbasis Lampu Indikator Kuning (Solid Yellow = Listrik Nyala/Aman, Blinking Yellow = Listrik Mati/Fuse Rusak), sistem alur 5-Day Probation Trial &amp; Prologue Walkie-Talkie, 5-Slot </w:t>
+            </w:r>
+            <w:r>
+              <w:lastRenderedPageBreak/>
+              <w:t>Workshop Inventory (termasuk item Bohlam Lampu Cadangan), sistem kejutan bawaan wahana (Default Scares) &amp; anomali horor (Mata merah Graveyard, Red Light Day 5, Cart Passenger), serta ending penolakan kerja (Resign).</w:t>
             </w:r>
           </w:p>
         </w:tc>
@@ -794,14 +798,14 @@
               <w:rPr>
                 <w:sz w:val="19"/>
               </w:rPr>
-              <w:t xml:space="preserve">Pemain bergerak menggunakan WASD di lintasan 3 zona rel. Kecepatan jalan 1.5 m/s. Kamera First-Person dikendalikan mouse (FOV 60-70). Collision presisi pada rel, dinding tembok, &amp; </w:t>
+              <w:t xml:space="preserve">Pemain bergerak menggunakan WASD di lintasan 3 zona rel. </w:t>
             </w:r>
             <w:r>
               <w:rPr>
                 <w:sz w:val="19"/>
               </w:rPr>
               <w:lastRenderedPageBreak/>
-              <w:t>tunnel in-out.</w:t>
+              <w:t>Kecepatan jalan 1.5 m/s. Kamera First-Person dikendalikan mouse (FOV 60-70). Collision presisi pada rel, dinding tembok, &amp; tunnel in-out.</w:t>
             </w:r>
           </w:p>
         </w:tc>
@@ -1403,6 +1407,7 @@
                 <w:color w:val="FFFFFF"/>
                 <w:sz w:val="19"/>
               </w:rPr>
+              <w:lastRenderedPageBreak/>
               <w:t>Parameter Grafis URP</w:t>
             </w:r>
           </w:p>
@@ -1512,7 +1517,6 @@
                 <w:color w:val="0F172A"/>
                 <w:sz w:val="19"/>
               </w:rPr>
-              <w:lastRenderedPageBreak/>
               <w:t>URP Asset File</w:t>
             </w:r>
           </w:p>
@@ -2434,13 +2438,20 @@
                 <w:color w:val="881026"/>
               </w:rPr>
               <w:br/>
-              <w:t>Jam 06:00:00 Tiba / Pemain Belum Kembali ke Workshop → System Check: ChecklistProgress &lt; 100% atau InWorkshop == False</w:t>
             </w:r>
             <w:r>
               <w:rPr>
                 <w:i/>
                 <w:color w:val="881026"/>
               </w:rPr>
+              <w:lastRenderedPageBreak/>
+              <w:t>Jam 06:00:00 Tiba / Pemain Belum Kembali ke Workshop → System Check: ChecklistProgress &lt; 100% atau InWorkshop == False</w:t>
+            </w:r>
+            <w:r>
+              <w:rPr>
+                <w:i/>
+                <w:color w:val="881026"/>
+              </w:rPr>
               <w:br/>
               <w:t>→ Screen Fade Black + Bunyi Sirine Shift Pagi</w:t>
             </w:r>
@@ -2450,13 +2461,6 @@
                 <w:color w:val="881026"/>
               </w:rPr>
               <w:br/>
-            </w:r>
-            <w:r>
-              <w:rPr>
-                <w:i/>
-                <w:color w:val="881026"/>
-              </w:rPr>
-              <w:lastRenderedPageBreak/>
               <w:t>→ Tampil UI 'SURAT PEMBERITAHUAN SANKSI LAPORAN' dari Manajemen Taman Hiburan</w:t>
             </w:r>
             <w:r>
@@ -2616,7 +2620,6 @@
                 <w:color w:val="FFFFFF"/>
                 <w:sz w:val="19"/>
               </w:rPr>
-              <w:lastRenderedPageBreak/>
               <w:t>Minggu &amp; Fase</w:t>
             </w:r>
           </w:p>
@@ -3266,7 +3269,19 @@
               <w:rPr>
                 <w:sz w:val="19"/>
               </w:rPr>
-              <w:t>3D Models &amp; Rigging pop-up props (Drop door, Pop-up monster, Air horn prop), Skeleton Walk Model, Red Light VFX.</w:t>
+              <w:t xml:space="preserve">3D Models &amp; Rigging pop-up props (Drop door, Pop-up monster, Air horn </w:t>
+            </w:r>
+            <w:r>
+              <w:rPr>
+                <w:sz w:val="19"/>
+              </w:rPr>
+              <w:t>pop-up</w:t>
+            </w:r>
+            <w:r>
+              <w:rPr>
+                <w:sz w:val="19"/>
+              </w:rPr>
+              <w:t>), Skeleton Walk Model, Red Light VFX.</w:t>
             </w:r>
           </w:p>
         </w:tc>
@@ -3608,6 +3623,7 @@
                 <w:color w:val="0F172A"/>
                 <w:sz w:val="19"/>
               </w:rPr>
+              <w:lastRenderedPageBreak/>
               <w:t>M08 — Special Cart &amp; Ending</w:t>
             </w:r>
             <w:r>
@@ -3617,14 +3633,6 @@
                 <w:sz w:val="19"/>
               </w:rPr>
               <w:br/>
-            </w:r>
-            <w:r>
-              <w:rPr>
-                <w:b/>
-                <w:color w:val="0F172A"/>
-                <w:sz w:val="19"/>
-              </w:rPr>
-              <w:lastRenderedPageBreak/>
               <w:t>(Fase 2)</w:t>
             </w:r>
           </w:p>
@@ -3652,15 +3660,7 @@
               <w:rPr>
                 <w:sz w:val="19"/>
               </w:rPr>
-              <w:lastRenderedPageBreak/>
-              <w:t xml:space="preserve">3D Ghost Cart model, Back-seat passenger entity model, </w:t>
-            </w:r>
-            <w:r>
-              <w:rPr>
-                <w:sz w:val="19"/>
-              </w:rPr>
-              <w:lastRenderedPageBreak/>
-              <w:t>Ending Cutscene UI &amp; Resign dialogue.</w:t>
+              <w:t>3D Ghost Cart model, Back-seat passenger entity model, Ending Cutscene UI &amp; Resign dialogue.</w:t>
             </w:r>
           </w:p>
         </w:tc>
@@ -3687,15 +3687,7 @@
               <w:rPr>
                 <w:sz w:val="19"/>
               </w:rPr>
-              <w:lastRenderedPageBreak/>
-              <w:t xml:space="preserve">Back-seat cart passenger chase logic di Downhill Green </w:t>
-            </w:r>
-            <w:r>
-              <w:rPr>
-                <w:sz w:val="19"/>
-              </w:rPr>
-              <w:lastRenderedPageBreak/>
-              <w:t>Track, Fast Cart Drive system, Resign Ending Cutscene Controller.</w:t>
+              <w:t>Back-seat cart passenger chase logic di Downhill Green Track, Fast Cart Drive system, Resign Ending Cutscene Controller.</w:t>
             </w:r>
           </w:p>
         </w:tc>
@@ -3724,17 +3716,7 @@
                 <w:color w:val="0F766E"/>
                 <w:sz w:val="19"/>
               </w:rPr>
-              <w:lastRenderedPageBreak/>
-              <w:t xml:space="preserve">CHECKPOINT MILESTONE 2: Feature Complete Alpha </w:t>
-            </w:r>
-            <w:r>
-              <w:rPr>
-                <w:b/>
-                <w:color w:val="0F766E"/>
-                <w:sz w:val="19"/>
-              </w:rPr>
-              <w:lastRenderedPageBreak/>
-              <w:t>Build Selesai.</w:t>
+              <w:t>CHECKPOINT MILESTONE 2: Feature Complete Alpha Build Selesai.</w:t>
             </w:r>
           </w:p>
         </w:tc>
@@ -5348,7 +5330,7 @@
 </file>
 
 <file path=word/endnotes.xml><?xml version="1.0" encoding="utf-8"?>
-<w:endnotes xmlns:wpc="http://schemas.microsoft.com/office/word/2010/wordprocessingCanvas" xmlns:cx="http://schemas.microsoft.com/office/drawing/2014/chartex" xmlns:cx1="http://schemas.microsoft.com/office/drawing/2015/9/8/chartex" xmlns:cx2="http://schemas.microsoft.com/office/drawing/2015/10/21/chartex" xmlns:cx3="http://schemas.microsoft.com/office/drawing/2016/5/9/chartex" xmlns:cx4="http://schemas.microsoft.com/office/drawing/2016/5/10/chartex" xmlns:cx5="http://schemas.microsoft.com/office/drawing/2016/5/11/chartex" xmlns:cx6="http://schemas.microsoft.com/office/drawing/2016/5/12/chartex" xmlns:cx7="http://schemas.microsoft.com/office/drawing/2016/5/13/chartex" xmlns:cx8="http://schemas.microsoft.com/office/drawing/2016/5/14/chartex" xmlns:mc="http://schemas.openxmlformats.org/markup-compatibility/2006" xmlns:aink="http://schemas.microsoft.com/office/drawing/2016/ink" xmlns:am3d="http://schemas.microsoft.com/office/drawing/2017/model3d" xmlns:o="urn:schemas-microsoft-com:office:office" xmlns:oel="http://schemas.microsoft.com/office/2019/extlst" xmlns:r="http://schemas.openxmlformats.org/officeDocument/2006/relationships" xmlns:m="http://schemas.openxmlformats.org/officeDocument/2006/math" xmlns:v="urn:schemas-microsoft-com:vml" xmlns:wp14="http://schemas.microsoft.com/office/word/2010/wordprocessingDrawing" xmlns:wp="http://schemas.openxmlformats.org/drawingml/2006/wordprocessingDrawing" xmlns:w10="urn:schemas-microsoft-com:office:word" xmlns:w="http://schemas.openxmlformats.org/wordprocessingml/2006/main" xmlns:w14="http://schemas.microsoft.com/office/word/2010/wordml" xmlns:w15="http://schemas.microsoft.com/office/word/2012/wordml" xmlns:w16cex="http://schemas.microsoft.com/office/word/2018/wordml/cex" xmlns:w16cid="http://schemas.microsoft.com/office/word/2016/wordml/cid" xmlns:w16="http://schemas.microsoft.com/office/word/2018/wordml" xmlns:w16du="http://schemas.microsoft.com/office/word/2023/wordml/word16du" xmlns:w16sdtdh="http://schemas.microsoft.com/office/word/2020/wordml/sdtdatahash" xmlns:w16sdtfl="http://schemas.microsoft.com/office/word/2024/wordml/sdtformatlock" xmlns:w16se="http://schemas.microsoft.com/office/word/2015/wordml/symex" xmlns:wpg="http://schemas.microsoft.com/office/word/2010/wordprocessingGroup" xmlns:wpi="http://schemas.microsoft.com/office/word/2010/wordprocessingInk" xmlns:wne="http://schemas.microsoft.com/office/word/2006/wordml" xmlns:wps="http://schemas.microsoft.com/office/word/2010/wordprocessingShape" mc:Ignorable="w14 w15 w16se w16cid w16 w16cex w16sdtdh w16sdtfl w16du wp14">
+<w:endnotes xmlns:wpc="http://schemas.microsoft.com/office/word/2010/wordprocessingCanvas" xmlns:cx="http://schemas.microsoft.com/office/drawing/2014/chartex" xmlns:cx1="http://schemas.microsoft.com/office/drawing/2015/9/8/chartex" xmlns:cx2="http://schemas.microsoft.com/office/drawing/2015/10/21/chartex" xmlns:cx3="http://schemas.microsoft.com/office/drawing/2016/5/9/chartex" xmlns:cx4="http://schemas.microsoft.com/office/drawing/2016/5/10/chartex" xmlns:cx5="http://schemas.microsoft.com/office/drawing/2016/5/11/chartex" xmlns:cx6="http://schemas.microsoft.com/office/drawing/2016/5/12/chartex" xmlns:cx7="http://schemas.microsoft.com/office/drawing/2016/5/13/chartex" xmlns:cx8="http://schemas.microsoft.com/office/drawing/2016/5/14/chartex" xmlns:mc="http://schemas.openxmlformats.org/markup-compatibility/2006" xmlns:aink="http://schemas.microsoft.com/office/drawing/2016/ink" xmlns:am3d="http://schemas.microsoft.com/office/drawing/2017/model3d" xmlns:o="urn:schemas-microsoft-com:office:office" xmlns:oel="http://schemas.microsoft.com/office/2019/extlst" xmlns:r="http://schemas.openxmlformats.org/officeDocument/2006/relationships" xmlns:m="http://schemas.openxmlformats.org/officeDocument/2006/math" xmlns:v="urn:schemas-microsoft-com:vml" xmlns:wp14="http://schemas.microsoft.com/office/word/2010/wordprocessingDrawing" xmlns:wp="http://schemas.openxmlformats.org/drawingml/2006/wordprocessingDrawing" xmlns:w10="urn:schemas-microsoft-com:office:word" xmlns:w="http://schemas.openxmlformats.org/wordprocessingml/2006/main" xmlns:w14="http://schemas.microsoft.com/office/word/2010/wordml" xmlns:w15="http://schemas.microsoft.com/office/word/2012/wordml" xmlns:w16cei="http://schemas.microsoft.com/office/word/2026/wordml/cei" xmlns:w16cex="http://schemas.microsoft.com/office/word/2018/wordml/cex" xmlns:w16cid="http://schemas.microsoft.com/office/word/2016/wordml/cid" xmlns:w16="http://schemas.microsoft.com/office/word/2018/wordml" xmlns:w16du="http://schemas.microsoft.com/office/word/2023/wordml/word16du" xmlns:w16sdtdh="http://schemas.microsoft.com/office/word/2020/wordml/sdtdatahash" xmlns:w16sdtfl="http://schemas.microsoft.com/office/word/2024/wordml/sdtformatlock" xmlns:w16se="http://schemas.microsoft.com/office/word/2015/wordml/symex" xmlns:wpg="http://schemas.microsoft.com/office/word/2010/wordprocessingGroup" xmlns:wpi="http://schemas.microsoft.com/office/word/2010/wordprocessingInk" xmlns:wne="http://schemas.microsoft.com/office/word/2006/wordml" xmlns:wps="http://schemas.microsoft.com/office/word/2010/wordprocessingShape" mc:Ignorable="w14 w15 w16se w16cid w16 w16cex w16sdtdh w16sdtfl w16du wp14">
   <w:endnote w:type="separator" w:id="-1">
     <w:p>
       <w:pPr>
@@ -5373,7 +5355,7 @@
 </file>
 
 <file path=word/footer1.xml><?xml version="1.0" encoding="utf-8"?>
-<w:ftr xmlns:wpc="http://schemas.microsoft.com/office/word/2010/wordprocessingCanvas" xmlns:cx="http://schemas.microsoft.com/office/drawing/2014/chartex" xmlns:cx1="http://schemas.microsoft.com/office/drawing/2015/9/8/chartex" xmlns:cx2="http://schemas.microsoft.com/office/drawing/2015/10/21/chartex" xmlns:cx3="http://schemas.microsoft.com/office/drawing/2016/5/9/chartex" xmlns:cx4="http://schemas.microsoft.com/office/drawing/2016/5/10/chartex" xmlns:cx5="http://schemas.microsoft.com/office/drawing/2016/5/11/chartex" xmlns:cx6="http://schemas.microsoft.com/office/drawing/2016/5/12/chartex" xmlns:cx7="http://schemas.microsoft.com/office/drawing/2016/5/13/chartex" xmlns:cx8="http://schemas.microsoft.com/office/drawing/2016/5/14/chartex" xmlns:mc="http://schemas.openxmlformats.org/markup-compatibility/2006" xmlns:aink="http://schemas.microsoft.com/office/drawing/2016/ink" xmlns:am3d="http://schemas.microsoft.com/office/drawing/2017/model3d" xmlns:o="urn:schemas-microsoft-com:office:office" xmlns:oel="http://schemas.microsoft.com/office/2019/extlst" xmlns:r="http://schemas.openxmlformats.org/officeDocument/2006/relationships" xmlns:m="http://schemas.openxmlformats.org/officeDocument/2006/math" xmlns:v="urn:schemas-microsoft-com:vml" xmlns:wp14="http://schemas.microsoft.com/office/word/2010/wordprocessingDrawing" xmlns:wp="http://schemas.openxmlformats.org/drawingml/2006/wordprocessingDrawing" xmlns:w10="urn:schemas-microsoft-com:office:word" xmlns:w="http://schemas.openxmlformats.org/wordprocessingml/2006/main" xmlns:w14="http://schemas.microsoft.com/office/word/2010/wordml" xmlns:w15="http://schemas.microsoft.com/office/word/2012/wordml" xmlns:w16cex="http://schemas.microsoft.com/office/word/2018/wordml/cex" xmlns:w16cid="http://schemas.microsoft.com/office/word/2016/wordml/cid" xmlns:w16="http://schemas.microsoft.com/office/word/2018/wordml" xmlns:w16du="http://schemas.microsoft.com/office/word/2023/wordml/word16du" xmlns:w16sdtdh="http://schemas.microsoft.com/office/word/2020/wordml/sdtdatahash" xmlns:w16sdtfl="http://schemas.microsoft.com/office/word/2024/wordml/sdtformatlock" xmlns:w16se="http://schemas.microsoft.com/office/word/2015/wordml/symex" xmlns:wpg="http://schemas.microsoft.com/office/word/2010/wordprocessingGroup" xmlns:wpi="http://schemas.microsoft.com/office/word/2010/wordprocessingInk" xmlns:wne="http://schemas.microsoft.com/office/word/2006/wordml" xmlns:wps="http://schemas.microsoft.com/office/word/2010/wordprocessingShape" mc:Ignorable="w14 w15 w16se w16cid w16 w16cex w16sdtdh w16sdtfl w16du wp14">
+<w:ftr xmlns:wpc="http://schemas.microsoft.com/office/word/2010/wordprocessingCanvas" xmlns:cx="http://schemas.microsoft.com/office/drawing/2014/chartex" xmlns:cx1="http://schemas.microsoft.com/office/drawing/2015/9/8/chartex" xmlns:cx2="http://schemas.microsoft.com/office/drawing/2015/10/21/chartex" xmlns:cx3="http://schemas.microsoft.com/office/drawing/2016/5/9/chartex" xmlns:cx4="http://schemas.microsoft.com/office/drawing/2016/5/10/chartex" xmlns:cx5="http://schemas.microsoft.com/office/drawing/2016/5/11/chartex" xmlns:cx6="http://schemas.microsoft.com/office/drawing/2016/5/12/chartex" xmlns:cx7="http://schemas.microsoft.com/office/drawing/2016/5/13/chartex" xmlns:cx8="http://schemas.microsoft.com/office/drawing/2016/5/14/chartex" xmlns:mc="http://schemas.openxmlformats.org/markup-compatibility/2006" xmlns:aink="http://schemas.microsoft.com/office/drawing/2016/ink" xmlns:am3d="http://schemas.microsoft.com/office/drawing/2017/model3d" xmlns:o="urn:schemas-microsoft-com:office:office" xmlns:oel="http://schemas.microsoft.com/office/2019/extlst" xmlns:r="http://schemas.openxmlformats.org/officeDocument/2006/relationships" xmlns:m="http://schemas.openxmlformats.org/officeDocument/2006/math" xmlns:v="urn:schemas-microsoft-com:vml" xmlns:wp14="http://schemas.microsoft.com/office/word/2010/wordprocessingDrawing" xmlns:wp="http://schemas.openxmlformats.org/drawingml/2006/wordprocessingDrawing" xmlns:w10="urn:schemas-microsoft-com:office:word" xmlns:w="http://schemas.openxmlformats.org/wordprocessingml/2006/main" xmlns:w14="http://schemas.microsoft.com/office/word/2010/wordml" xmlns:w15="http://schemas.microsoft.com/office/word/2012/wordml" xmlns:w16cei="http://schemas.microsoft.com/office/word/2026/wordml/cei" xmlns:w16cex="http://schemas.microsoft.com/office/word/2018/wordml/cex" xmlns:w16cid="http://schemas.microsoft.com/office/word/2016/wordml/cid" xmlns:w16="http://schemas.microsoft.com/office/word/2018/wordml" xmlns:w16du="http://schemas.microsoft.com/office/word/2023/wordml/word16du" xmlns:w16sdtdh="http://schemas.microsoft.com/office/word/2020/wordml/sdtdatahash" xmlns:w16sdtfl="http://schemas.microsoft.com/office/word/2024/wordml/sdtformatlock" xmlns:w16se="http://schemas.microsoft.com/office/word/2015/wordml/symex" xmlns:wpg="http://schemas.microsoft.com/office/word/2010/wordprocessingGroup" xmlns:wpi="http://schemas.microsoft.com/office/word/2010/wordprocessingInk" xmlns:wne="http://schemas.microsoft.com/office/word/2006/wordml" xmlns:wps="http://schemas.microsoft.com/office/word/2010/wordprocessingShape" mc:Ignorable="w14 w15 w16se w16cid w16 w16cex w16sdtdh w16sdtfl w16du wp14">
   <w:p>
     <w:pPr>
       <w:pStyle w:val="Footer"/>
@@ -5405,7 +5387,7 @@
     </w:r>
     <w:r>
       <w:rPr>
-        <w:rFonts w:ascii="Segoe UI" w:hAnsi="Segoe UI" w:hint="eastAsia"/>
+        <w:rFonts w:ascii="Segoe UI" w:hAnsi="Segoe UI"/>
         <w:color w:val="64748B"/>
         <w:sz w:val="18"/>
       </w:rPr>
@@ -5433,7 +5415,7 @@
 </file>
 
 <file path=word/footnotes.xml><?xml version="1.0" encoding="utf-8"?>
-<w:footnotes xmlns:wpc="http://schemas.microsoft.com/office/word/2010/wordprocessingCanvas" xmlns:cx="http://schemas.microsoft.com/office/drawing/2014/chartex" xmlns:cx1="http://schemas.microsoft.com/office/drawing/2015/9/8/chartex" xmlns:cx2="http://schemas.microsoft.com/office/drawing/2015/10/21/chartex" xmlns:cx3="http://schemas.microsoft.com/office/drawing/2016/5/9/chartex" xmlns:cx4="http://schemas.microsoft.com/office/drawing/2016/5/10/chartex" xmlns:cx5="http://schemas.microsoft.com/office/drawing/2016/5/11/chartex" xmlns:cx6="http://schemas.microsoft.com/office/drawing/2016/5/12/chartex" xmlns:cx7="http://schemas.microsoft.com/office/drawing/2016/5/13/chartex" xmlns:cx8="http://schemas.microsoft.com/office/drawing/2016/5/14/chartex" xmlns:mc="http://schemas.openxmlformats.org/markup-compatibility/2006" xmlns:aink="http://schemas.microsoft.com/office/drawing/2016/ink" xmlns:am3d="http://schemas.microsoft.com/office/drawing/2017/model3d" xmlns:o="urn:schemas-microsoft-com:office:office" xmlns:oel="http://schemas.microsoft.com/office/2019/extlst" xmlns:r="http://schemas.openxmlformats.org/officeDocument/2006/relationships" xmlns:m="http://schemas.openxmlformats.org/officeDocument/2006/math" xmlns:v="urn:schemas-microsoft-com:vml" xmlns:wp14="http://schemas.microsoft.com/office/word/2010/wordprocessingDrawing" xmlns:wp="http://schemas.openxmlformats.org/drawingml/2006/wordprocessingDrawing" xmlns:w10="urn:schemas-microsoft-com:office:word" xmlns:w="http://schemas.openxmlformats.org/wordprocessingml/2006/main" xmlns:w14="http://schemas.microsoft.com/office/word/2010/wordml" xmlns:w15="http://schemas.microsoft.com/office/word/2012/wordml" xmlns:w16cex="http://schemas.microsoft.com/office/word/2018/wordml/cex" xmlns:w16cid="http://schemas.microsoft.com/office/word/2016/wordml/cid" xmlns:w16="http://schemas.microsoft.com/office/word/2018/wordml" xmlns:w16du="http://schemas.microsoft.com/office/word/2023/wordml/word16du" xmlns:w16sdtdh="http://schemas.microsoft.com/office/word/2020/wordml/sdtdatahash" xmlns:w16sdtfl="http://schemas.microsoft.com/office/word/2024/wordml/sdtformatlock" xmlns:w16se="http://schemas.microsoft.com/office/word/2015/wordml/symex" xmlns:wpg="http://schemas.microsoft.com/office/word/2010/wordprocessingGroup" xmlns:wpi="http://schemas.microsoft.com/office/word/2010/wordprocessingInk" xmlns:wne="http://schemas.microsoft.com/office/word/2006/wordml" xmlns:wps="http://schemas.microsoft.com/office/word/2010/wordprocessingShape" mc:Ignorable="w14 w15 w16se w16cid w16 w16cex w16sdtdh w16sdtfl w16du wp14">
+<w:footnotes xmlns:wpc="http://schemas.microsoft.com/office/word/2010/wordprocessingCanvas" xmlns:cx="http://schemas.microsoft.com/office/drawing/2014/chartex" xmlns:cx1="http://schemas.microsoft.com/office/drawing/2015/9/8/chartex" xmlns:cx2="http://schemas.microsoft.com/office/drawing/2015/10/21/chartex" xmlns:cx3="http://schemas.microsoft.com/office/drawing/2016/5/9/chartex" xmlns:cx4="http://schemas.microsoft.com/office/drawing/2016/5/10/chartex" xmlns:cx5="http://schemas.microsoft.com/office/drawing/2016/5/11/chartex" xmlns:cx6="http://schemas.microsoft.com/office/drawing/2016/5/12/chartex" xmlns:cx7="http://schemas.microsoft.com/office/drawing/2016/5/13/chartex" xmlns:cx8="http://schemas.microsoft.com/office/drawing/2016/5/14/chartex" xmlns:mc="http://schemas.openxmlformats.org/markup-compatibility/2006" xmlns:aink="http://schemas.microsoft.com/office/drawing/2016/ink" xmlns:am3d="http://schemas.microsoft.com/office/drawing/2017/model3d" xmlns:o="urn:schemas-microsoft-com:office:office" xmlns:oel="http://schemas.microsoft.com/office/2019/extlst" xmlns:r="http://schemas.openxmlformats.org/officeDocument/2006/relationships" xmlns:m="http://schemas.openxmlformats.org/officeDocument/2006/math" xmlns:v="urn:schemas-microsoft-com:vml" xmlns:wp14="http://schemas.microsoft.com/office/word/2010/wordprocessingDrawing" xmlns:wp="http://schemas.openxmlformats.org/drawingml/2006/wordprocessingDrawing" xmlns:w10="urn:schemas-microsoft-com:office:word" xmlns:w="http://schemas.openxmlformats.org/wordprocessingml/2006/main" xmlns:w14="http://schemas.microsoft.com/office/word/2010/wordml" xmlns:w15="http://schemas.microsoft.com/office/word/2012/wordml" xmlns:w16cei="http://schemas.microsoft.com/office/word/2026/wordml/cei" xmlns:w16cex="http://schemas.microsoft.com/office/word/2018/wordml/cex" xmlns:w16cid="http://schemas.microsoft.com/office/word/2016/wordml/cid" xmlns:w16="http://schemas.microsoft.com/office/word/2018/wordml" xmlns:w16du="http://schemas.microsoft.com/office/word/2023/wordml/word16du" xmlns:w16sdtdh="http://schemas.microsoft.com/office/word/2020/wordml/sdtdatahash" xmlns:w16sdtfl="http://schemas.microsoft.com/office/word/2024/wordml/sdtformatlock" xmlns:w16se="http://schemas.microsoft.com/office/word/2015/wordml/symex" xmlns:wpg="http://schemas.microsoft.com/office/word/2010/wordprocessingGroup" xmlns:wpi="http://schemas.microsoft.com/office/word/2010/wordprocessingInk" xmlns:wne="http://schemas.microsoft.com/office/word/2006/wordml" xmlns:wps="http://schemas.microsoft.com/office/word/2010/wordprocessingShape" mc:Ignorable="w14 w15 w16se w16cid w16 w16cex w16sdtdh w16sdtfl w16du wp14">
   <w:footnote w:type="separator" w:id="-1">
     <w:p>
       <w:pPr>
@@ -5458,7 +5440,7 @@
 </file>
 
 <file path=word/header1.xml><?xml version="1.0" encoding="utf-8"?>
-<w:hdr xmlns:wpc="http://schemas.microsoft.com/office/word/2010/wordprocessingCanvas" xmlns:cx="http://schemas.microsoft.com/office/drawing/2014/chartex" xmlns:cx1="http://schemas.microsoft.com/office/drawing/2015/9/8/chartex" xmlns:cx2="http://schemas.microsoft.com/office/drawing/2015/10/21/chartex" xmlns:cx3="http://schemas.microsoft.com/office/drawing/2016/5/9/chartex" xmlns:cx4="http://schemas.microsoft.com/office/drawing/2016/5/10/chartex" xmlns:cx5="http://schemas.microsoft.com/office/drawing/2016/5/11/chartex" xmlns:cx6="http://schemas.microsoft.com/office/drawing/2016/5/12/chartex" xmlns:cx7="http://schemas.microsoft.com/office/drawing/2016/5/13/chartex" xmlns:cx8="http://schemas.microsoft.com/office/drawing/2016/5/14/chartex" xmlns:mc="http://schemas.openxmlformats.org/markup-compatibility/2006" xmlns:aink="http://schemas.microsoft.com/office/drawing/2016/ink" xmlns:am3d="http://schemas.microsoft.com/office/drawing/2017/model3d" xmlns:o="urn:schemas-microsoft-com:office:office" xmlns:oel="http://schemas.microsoft.com/office/2019/extlst" xmlns:r="http://schemas.openxmlformats.org/officeDocument/2006/relationships" xmlns:m="http://schemas.openxmlformats.org/officeDocument/2006/math" xmlns:v="urn:schemas-microsoft-com:vml" xmlns:wp14="http://schemas.microsoft.com/office/word/2010/wordprocessingDrawing" xmlns:wp="http://schemas.openxmlformats.org/drawingml/2006/wordprocessingDrawing" xmlns:w10="urn:schemas-microsoft-com:office:word" xmlns:w="http://schemas.openxmlformats.org/wordprocessingml/2006/main" xmlns:w14="http://schemas.microsoft.com/office/word/2010/wordml" xmlns:w15="http://schemas.microsoft.com/office/word/2012/wordml" xmlns:w16cex="http://schemas.microsoft.com/office/word/2018/wordml/cex" xmlns:w16cid="http://schemas.microsoft.com/office/word/2016/wordml/cid" xmlns:w16="http://schemas.microsoft.com/office/word/2018/wordml" xmlns:w16du="http://schemas.microsoft.com/office/word/2023/wordml/word16du" xmlns:w16sdtdh="http://schemas.microsoft.com/office/word/2020/wordml/sdtdatahash" xmlns:w16sdtfl="http://schemas.microsoft.com/office/word/2024/wordml/sdtformatlock" xmlns:w16se="http://schemas.microsoft.com/office/word/2015/wordml/symex" xmlns:wpg="http://schemas.microsoft.com/office/word/2010/wordprocessingGroup" xmlns:wpi="http://schemas.microsoft.com/office/word/2010/wordprocessingInk" xmlns:wne="http://schemas.microsoft.com/office/word/2006/wordml" xmlns:wps="http://schemas.microsoft.com/office/word/2010/wordprocessingShape" mc:Ignorable="w14 w15 w16se w16cid w16 w16cex w16sdtdh w16sdtfl w16du wp14">
+<w:hdr xmlns:wpc="http://schemas.microsoft.com/office/word/2010/wordprocessingCanvas" xmlns:cx="http://schemas.microsoft.com/office/drawing/2014/chartex" xmlns:cx1="http://schemas.microsoft.com/office/drawing/2015/9/8/chartex" xmlns:cx2="http://schemas.microsoft.com/office/drawing/2015/10/21/chartex" xmlns:cx3="http://schemas.microsoft.com/office/drawing/2016/5/9/chartex" xmlns:cx4="http://schemas.microsoft.com/office/drawing/2016/5/10/chartex" xmlns:cx5="http://schemas.microsoft.com/office/drawing/2016/5/11/chartex" xmlns:cx6="http://schemas.microsoft.com/office/drawing/2016/5/12/chartex" xmlns:cx7="http://schemas.microsoft.com/office/drawing/2016/5/13/chartex" xmlns:cx8="http://schemas.microsoft.com/office/drawing/2016/5/14/chartex" xmlns:mc="http://schemas.openxmlformats.org/markup-compatibility/2006" xmlns:aink="http://schemas.microsoft.com/office/drawing/2016/ink" xmlns:am3d="http://schemas.microsoft.com/office/drawing/2017/model3d" xmlns:o="urn:schemas-microsoft-com:office:office" xmlns:oel="http://schemas.microsoft.com/office/2019/extlst" xmlns:r="http://schemas.openxmlformats.org/officeDocument/2006/relationships" xmlns:m="http://schemas.openxmlformats.org/officeDocument/2006/math" xmlns:v="urn:schemas-microsoft-com:vml" xmlns:wp14="http://schemas.microsoft.com/office/word/2010/wordprocessingDrawing" xmlns:wp="http://schemas.openxmlformats.org/drawingml/2006/wordprocessingDrawing" xmlns:w10="urn:schemas-microsoft-com:office:word" xmlns:w="http://schemas.openxmlformats.org/wordprocessingml/2006/main" xmlns:w14="http://schemas.microsoft.com/office/word/2010/wordml" xmlns:w15="http://schemas.microsoft.com/office/word/2012/wordml" xmlns:w16cei="http://schemas.microsoft.com/office/word/2026/wordml/cei" xmlns:w16cex="http://schemas.microsoft.com/office/word/2018/wordml/cex" xmlns:w16cid="http://schemas.microsoft.com/office/word/2016/wordml/cid" xmlns:w16="http://schemas.microsoft.com/office/word/2018/wordml" xmlns:w16du="http://schemas.microsoft.com/office/word/2023/wordml/word16du" xmlns:w16sdtdh="http://schemas.microsoft.com/office/word/2020/wordml/sdtdatahash" xmlns:w16sdtfl="http://schemas.microsoft.com/office/word/2024/wordml/sdtformatlock" xmlns:w16se="http://schemas.microsoft.com/office/word/2015/wordml/symex" xmlns:wpg="http://schemas.microsoft.com/office/word/2010/wordprocessingGroup" xmlns:wpi="http://schemas.microsoft.com/office/word/2010/wordprocessingInk" xmlns:wne="http://schemas.microsoft.com/office/word/2006/wordml" xmlns:wps="http://schemas.microsoft.com/office/word/2010/wordprocessingShape" mc:Ignorable="w14 w15 w16se w16cid w16 w16cex w16sdtdh w16sdtfl w16du wp14">
   <w:p>
     <w:pPr>
       <w:pStyle w:val="Header"/>
@@ -5513,7 +5495,7 @@
 </file>
 
 <file path=word/numbering.xml><?xml version="1.0" encoding="utf-8"?>
-<w:numbering xmlns:wpc="http://schemas.microsoft.com/office/word/2010/wordprocessingCanvas" xmlns:cx="http://schemas.microsoft.com/office/drawing/2014/chartex" xmlns:cx1="http://schemas.microsoft.com/office/drawing/2015/9/8/chartex" xmlns:cx2="http://schemas.microsoft.com/office/drawing/2015/10/21/chartex" xmlns:cx3="http://schemas.microsoft.com/office/drawing/2016/5/9/chartex" xmlns:cx4="http://schemas.microsoft.com/office/drawing/2016/5/10/chartex" xmlns:cx5="http://schemas.microsoft.com/office/drawing/2016/5/11/chartex" xmlns:cx6="http://schemas.microsoft.com/office/drawing/2016/5/12/chartex" xmlns:cx7="http://schemas.microsoft.com/office/drawing/2016/5/13/chartex" xmlns:cx8="http://schemas.microsoft.com/office/drawing/2016/5/14/chartex" xmlns:mc="http://schemas.openxmlformats.org/markup-compatibility/2006" xmlns:aink="http://schemas.microsoft.com/office/drawing/2016/ink" xmlns:am3d="http://schemas.microsoft.com/office/drawing/2017/model3d" xmlns:o="urn:schemas-microsoft-com:office:office" xmlns:oel="http://schemas.microsoft.com/office/2019/extlst" xmlns:r="http://schemas.openxmlformats.org/officeDocument/2006/relationships" xmlns:m="http://schemas.openxmlformats.org/officeDocument/2006/math" xmlns:v="urn:schemas-microsoft-com:vml" xmlns:wp14="http://schemas.microsoft.com/office/word/2010/wordprocessingDrawing" xmlns:wp="http://schemas.openxmlformats.org/drawingml/2006/wordprocessingDrawing" xmlns:w10="urn:schemas-microsoft-com:office:word" xmlns:w="http://schemas.openxmlformats.org/wordprocessingml/2006/main" xmlns:w14="http://schemas.microsoft.com/office/word/2010/wordml" xmlns:w15="http://schemas.microsoft.com/office/word/2012/wordml" xmlns:w16cex="http://schemas.microsoft.com/office/word/2018/wordml/cex" xmlns:w16cid="http://schemas.microsoft.com/office/word/2016/wordml/cid" xmlns:w16="http://schemas.microsoft.com/office/word/2018/wordml" xmlns:w16du="http://schemas.microsoft.com/office/word/2023/wordml/word16du" xmlns:w16sdtdh="http://schemas.microsoft.com/office/word/2020/wordml/sdtdatahash" xmlns:w16sdtfl="http://schemas.microsoft.com/office/word/2024/wordml/sdtformatlock" xmlns:w16se="http://schemas.microsoft.com/office/word/2015/wordml/symex" xmlns:wpg="http://schemas.microsoft.com/office/word/2010/wordprocessingGroup" xmlns:wpi="http://schemas.microsoft.com/office/word/2010/wordprocessingInk" xmlns:wne="http://schemas.microsoft.com/office/word/2006/wordml" xmlns:wps="http://schemas.microsoft.com/office/word/2010/wordprocessingShape" mc:Ignorable="w14 w15 w16se w16cid w16 w16cex w16sdtdh w16sdtfl w16du wp14">
+<w:numbering xmlns:wpc="http://schemas.microsoft.com/office/word/2010/wordprocessingCanvas" xmlns:cx="http://schemas.microsoft.com/office/drawing/2014/chartex" xmlns:cx1="http://schemas.microsoft.com/office/drawing/2015/9/8/chartex" xmlns:cx2="http://schemas.microsoft.com/office/drawing/2015/10/21/chartex" xmlns:cx3="http://schemas.microsoft.com/office/drawing/2016/5/9/chartex" xmlns:cx4="http://schemas.microsoft.com/office/drawing/2016/5/10/chartex" xmlns:cx5="http://schemas.microsoft.com/office/drawing/2016/5/11/chartex" xmlns:cx6="http://schemas.microsoft.com/office/drawing/2016/5/12/chartex" xmlns:cx7="http://schemas.microsoft.com/office/drawing/2016/5/13/chartex" xmlns:cx8="http://schemas.microsoft.com/office/drawing/2016/5/14/chartex" xmlns:mc="http://schemas.openxmlformats.org/markup-compatibility/2006" xmlns:aink="http://schemas.microsoft.com/office/drawing/2016/ink" xmlns:am3d="http://schemas.microsoft.com/office/drawing/2017/model3d" xmlns:o="urn:schemas-microsoft-com:office:office" xmlns:oel="http://schemas.microsoft.com/office/2019/extlst" xmlns:r="http://schemas.openxmlformats.org/officeDocument/2006/relationships" xmlns:m="http://schemas.openxmlformats.org/officeDocument/2006/math" xmlns:v="urn:schemas-microsoft-com:vml" xmlns:wp14="http://schemas.microsoft.com/office/word/2010/wordprocessingDrawing" xmlns:wp="http://schemas.openxmlformats.org/drawingml/2006/wordprocessingDrawing" xmlns:w10="urn:schemas-microsoft-com:office:word" xmlns:w="http://schemas.openxmlformats.org/wordprocessingml/2006/main" xmlns:w14="http://schemas.microsoft.com/office/word/2010/wordml" xmlns:w15="http://schemas.microsoft.com/office/word/2012/wordml" xmlns:w16cei="http://schemas.microsoft.com/office/word/2026/wordml/cei" xmlns:w16cex="http://schemas.microsoft.com/office/word/2018/wordml/cex" xmlns:w16cid="http://schemas.microsoft.com/office/word/2016/wordml/cid" xmlns:w16="http://schemas.microsoft.com/office/word/2018/wordml" xmlns:w16du="http://schemas.microsoft.com/office/word/2023/wordml/word16du" xmlns:w16sdtdh="http://schemas.microsoft.com/office/word/2020/wordml/sdtdatahash" xmlns:w16sdtfl="http://schemas.microsoft.com/office/word/2024/wordml/sdtformatlock" xmlns:w16se="http://schemas.microsoft.com/office/word/2015/wordml/symex" xmlns:wpg="http://schemas.microsoft.com/office/word/2010/wordprocessingGroup" xmlns:wpi="http://schemas.microsoft.com/office/word/2010/wordprocessingInk" xmlns:wne="http://schemas.microsoft.com/office/word/2006/wordml" xmlns:wps="http://schemas.microsoft.com/office/word/2010/wordprocessingShape" mc:Ignorable="w14 w15 w16se w16cid w16 w16cex w16sdtdh w16sdtfl w16du wp14">
   <w:abstractNum w:abstractNumId="0" w15:restartNumberingAfterBreak="0">
     <w:nsid w:val="FFFFFF7C"/>
     <w:multiLevelType w:val="singleLevel"/>
